--- a/library/musicals/tempo/about/tempo-bible.docx
+++ b/library/musicals/tempo/about/tempo-bible.docx
@@ -929,143 +929,23 @@
           <w:sz w:val="30"/>
           <w:szCs w:val="30"/>
         </w:rPr>
-        <w:t xml:space="preserve">Half a century ago, </w:t>
-      </w:r>
-      <w:r>
-        <w:rPr>
-          <w:rFonts w:cstheme="minorHAnsi"/>
-          <w:sz w:val="30"/>
-          <w:szCs w:val="30"/>
-        </w:rPr>
-        <w:t xml:space="preserve">sisters </w:t>
-      </w:r>
-      <w:r>
-        <w:rPr>
-          <w:rFonts w:cstheme="minorHAnsi"/>
-          <w:sz w:val="30"/>
-          <w:szCs w:val="30"/>
-        </w:rPr>
-        <w:t xml:space="preserve">Jessica and Lorenza </w:t>
-      </w:r>
-      <w:r>
-        <w:rPr>
-          <w:rFonts w:cstheme="minorHAnsi"/>
-          <w:sz w:val="30"/>
-          <w:szCs w:val="30"/>
-        </w:rPr>
-        <w:t xml:space="preserve">were </w:t>
-      </w:r>
-      <w:r>
-        <w:rPr>
-          <w:rFonts w:cstheme="minorHAnsi"/>
-          <w:sz w:val="30"/>
-          <w:szCs w:val="30"/>
-        </w:rPr>
-        <w:t>songwrit</w:t>
-      </w:r>
-      <w:r>
-        <w:rPr>
-          <w:rFonts w:cstheme="minorHAnsi"/>
-          <w:sz w:val="30"/>
-          <w:szCs w:val="30"/>
-        </w:rPr>
-        <w:t xml:space="preserve">ers </w:t>
-      </w:r>
-      <w:r>
-        <w:rPr>
-          <w:rFonts w:cstheme="minorHAnsi"/>
-          <w:sz w:val="30"/>
-          <w:szCs w:val="30"/>
-        </w:rPr>
-        <w:t>in</w:t>
-      </w:r>
-      <w:r>
-        <w:rPr>
-          <w:rFonts w:cstheme="minorHAnsi"/>
-          <w:sz w:val="30"/>
-          <w:szCs w:val="30"/>
-        </w:rPr>
-        <w:t xml:space="preserve"> </w:t>
-      </w:r>
-      <w:r>
-        <w:rPr>
-          <w:rFonts w:cstheme="minorHAnsi"/>
-          <w:sz w:val="30"/>
-          <w:szCs w:val="30"/>
-        </w:rPr>
-        <w:t>an unnamed country.</w:t>
-      </w:r>
-      <w:r>
-        <w:rPr>
-          <w:rFonts w:cstheme="minorHAnsi"/>
-          <w:sz w:val="30"/>
-          <w:szCs w:val="30"/>
-        </w:rPr>
-        <w:t xml:space="preserve"> </w:t>
-      </w:r>
-      <w:r>
-        <w:rPr>
-          <w:rFonts w:cstheme="minorHAnsi"/>
-          <w:sz w:val="30"/>
-          <w:szCs w:val="30"/>
-        </w:rPr>
-        <w:t xml:space="preserve">But </w:t>
-      </w:r>
-      <w:r>
-        <w:rPr>
-          <w:rFonts w:cstheme="minorHAnsi"/>
-          <w:sz w:val="30"/>
-          <w:szCs w:val="30"/>
-        </w:rPr>
-        <w:t>war broke out</w:t>
-      </w:r>
-      <w:r>
-        <w:rPr>
-          <w:rFonts w:cstheme="minorHAnsi"/>
-          <w:sz w:val="30"/>
-          <w:szCs w:val="30"/>
-        </w:rPr>
-        <w:t xml:space="preserve">, </w:t>
-      </w:r>
-      <w:r>
-        <w:rPr>
-          <w:rFonts w:cstheme="minorHAnsi"/>
-          <w:sz w:val="30"/>
-          <w:szCs w:val="30"/>
-        </w:rPr>
-        <w:t>sep</w:t>
-      </w:r>
-      <w:r>
-        <w:rPr>
-          <w:rFonts w:cstheme="minorHAnsi"/>
-          <w:sz w:val="30"/>
-          <w:szCs w:val="30"/>
-        </w:rPr>
-        <w:t>arat</w:t>
-      </w:r>
-      <w:r>
-        <w:rPr>
-          <w:rFonts w:cstheme="minorHAnsi"/>
-          <w:sz w:val="30"/>
-          <w:szCs w:val="30"/>
-        </w:rPr>
-        <w:t>ing</w:t>
-      </w:r>
-      <w:r>
-        <w:rPr>
-          <w:rFonts w:cstheme="minorHAnsi"/>
-          <w:sz w:val="30"/>
-          <w:szCs w:val="30"/>
-        </w:rPr>
-        <w:t xml:space="preserve"> them</w:t>
-      </w:r>
-      <w:r>
-        <w:rPr>
-          <w:rFonts w:cstheme="minorHAnsi"/>
-          <w:sz w:val="30"/>
-          <w:szCs w:val="30"/>
-        </w:rPr>
-        <w:t xml:space="preserve"> (“Nothing Lasts”).</w:t>
+        <w:t xml:space="preserve">The </w:t>
+      </w:r>
+      <w:r>
+        <w:rPr>
+          <w:rFonts w:cstheme="minorHAnsi"/>
+          <w:sz w:val="30"/>
+          <w:szCs w:val="30"/>
+        </w:rPr>
+        <w:t>musical</w:t>
+      </w:r>
+      <w:r>
+        <w:rPr>
+          <w:rFonts w:cstheme="minorHAnsi"/>
+          <w:sz w:val="30"/>
+          <w:szCs w:val="30"/>
+        </w:rPr>
+        <w:t xml:space="preserve"> presents plot developments in a non-linear narrative, but the plot summary details these events in chronological order.</w:t>
       </w:r>
     </w:p>
     <w:p>
@@ -1086,55 +966,55 @@
           <w:sz w:val="30"/>
           <w:szCs w:val="30"/>
         </w:rPr>
-        <w:t xml:space="preserve">Today, </w:t>
-      </w:r>
-      <w:r>
-        <w:rPr>
-          <w:rFonts w:cstheme="minorHAnsi"/>
-          <w:sz w:val="30"/>
-          <w:szCs w:val="30"/>
-        </w:rPr>
-        <w:t>Dakota</w:t>
-      </w:r>
-      <w:r>
-        <w:rPr>
-          <w:rFonts w:cstheme="minorHAnsi"/>
-          <w:sz w:val="30"/>
-          <w:szCs w:val="30"/>
-        </w:rPr>
-        <w:t xml:space="preserve">, who goes by </w:t>
-      </w:r>
-      <w:r>
-        <w:rPr>
-          <w:rFonts w:cstheme="minorHAnsi"/>
-          <w:sz w:val="30"/>
-          <w:szCs w:val="30"/>
-        </w:rPr>
-        <w:t>“</w:t>
-      </w:r>
-      <w:r>
-        <w:rPr>
-          <w:rFonts w:cstheme="minorHAnsi"/>
-          <w:sz w:val="30"/>
-          <w:szCs w:val="30"/>
-        </w:rPr>
-        <w:t>Kota,</w:t>
-      </w:r>
-      <w:r>
-        <w:rPr>
-          <w:rFonts w:cstheme="minorHAnsi"/>
-          <w:sz w:val="30"/>
-          <w:szCs w:val="30"/>
-        </w:rPr>
-        <w:t>”</w:t>
-      </w:r>
-      <w:r>
-        <w:rPr>
-          <w:rFonts w:cstheme="minorHAnsi"/>
-          <w:sz w:val="30"/>
-          <w:szCs w:val="30"/>
-        </w:rPr>
-        <w:t xml:space="preserve"> is a</w:t>
+        <w:t xml:space="preserve">Half a century ago, </w:t>
+      </w:r>
+      <w:r>
+        <w:rPr>
+          <w:rFonts w:cstheme="minorHAnsi"/>
+          <w:sz w:val="30"/>
+          <w:szCs w:val="30"/>
+        </w:rPr>
+        <w:t xml:space="preserve">sisters </w:t>
+      </w:r>
+      <w:r>
+        <w:rPr>
+          <w:rFonts w:cstheme="minorHAnsi"/>
+          <w:sz w:val="30"/>
+          <w:szCs w:val="30"/>
+        </w:rPr>
+        <w:t xml:space="preserve">Jessica and Lorenza </w:t>
+      </w:r>
+      <w:r>
+        <w:rPr>
+          <w:rFonts w:cstheme="minorHAnsi"/>
+          <w:sz w:val="30"/>
+          <w:szCs w:val="30"/>
+        </w:rPr>
+        <w:t xml:space="preserve">were </w:t>
+      </w:r>
+      <w:r>
+        <w:rPr>
+          <w:rFonts w:cstheme="minorHAnsi"/>
+          <w:sz w:val="30"/>
+          <w:szCs w:val="30"/>
+        </w:rPr>
+        <w:t>songwrit</w:t>
+      </w:r>
+      <w:r>
+        <w:rPr>
+          <w:rFonts w:cstheme="minorHAnsi"/>
+          <w:sz w:val="30"/>
+          <w:szCs w:val="30"/>
+        </w:rPr>
+        <w:t xml:space="preserve">ers </w:t>
+      </w:r>
+      <w:r>
+        <w:rPr>
+          <w:rFonts w:cstheme="minorHAnsi"/>
+          <w:sz w:val="30"/>
+          <w:szCs w:val="30"/>
+        </w:rPr>
+        <w:t>in</w:t>
       </w:r>
       <w:r>
         <w:rPr>
@@ -1150,15 +1030,7 @@
           <w:sz w:val="30"/>
           <w:szCs w:val="30"/>
         </w:rPr>
-        <w:t xml:space="preserve">lonely </w:t>
-      </w:r>
-      <w:r>
-        <w:rPr>
-          <w:rFonts w:cstheme="minorHAnsi"/>
-          <w:sz w:val="30"/>
-          <w:szCs w:val="30"/>
-        </w:rPr>
-        <w:t>musician</w:t>
+        <w:t>an unnamed country.</w:t>
       </w:r>
       <w:r>
         <w:rPr>
@@ -1174,87 +1046,15 @@
           <w:sz w:val="30"/>
           <w:szCs w:val="30"/>
         </w:rPr>
-        <w:t xml:space="preserve">barely making it </w:t>
-      </w:r>
-      <w:r>
-        <w:rPr>
-          <w:rFonts w:cstheme="minorHAnsi"/>
-          <w:sz w:val="30"/>
-          <w:szCs w:val="30"/>
-        </w:rPr>
-        <w:t>in the Midwest</w:t>
-      </w:r>
-      <w:r>
-        <w:rPr>
-          <w:rFonts w:cstheme="minorHAnsi"/>
-          <w:sz w:val="30"/>
-          <w:szCs w:val="30"/>
-        </w:rPr>
-        <w:t>.</w:t>
-      </w:r>
-      <w:r>
-        <w:rPr>
-          <w:rFonts w:cstheme="minorHAnsi"/>
-          <w:sz w:val="30"/>
-          <w:szCs w:val="30"/>
-        </w:rPr>
-        <w:t xml:space="preserve"> </w:t>
-      </w:r>
-      <w:r>
-        <w:rPr>
-          <w:rFonts w:cstheme="minorHAnsi"/>
-          <w:sz w:val="30"/>
-          <w:szCs w:val="30"/>
-        </w:rPr>
-        <w:t xml:space="preserve">Upon hearing their grandma Jessica </w:t>
-      </w:r>
-      <w:r>
-        <w:rPr>
-          <w:rFonts w:cstheme="minorHAnsi"/>
-          <w:sz w:val="30"/>
-          <w:szCs w:val="30"/>
-        </w:rPr>
-        <w:t>b</w:t>
-      </w:r>
-      <w:r>
-        <w:rPr>
-          <w:rFonts w:cstheme="minorHAnsi"/>
-          <w:sz w:val="30"/>
-          <w:szCs w:val="30"/>
-        </w:rPr>
-        <w:t>ecomin</w:t>
-      </w:r>
-      <w:r>
-        <w:rPr>
-          <w:rFonts w:cstheme="minorHAnsi"/>
-          <w:sz w:val="30"/>
-          <w:szCs w:val="30"/>
-        </w:rPr>
-        <w:t>g</w:t>
-      </w:r>
-      <w:r>
-        <w:rPr>
-          <w:rFonts w:cstheme="minorHAnsi"/>
-          <w:sz w:val="30"/>
-          <w:szCs w:val="30"/>
-        </w:rPr>
-        <w:t xml:space="preserve"> gravely ill</w:t>
-      </w:r>
-      <w:r>
-        <w:rPr>
-          <w:rFonts w:cstheme="minorHAnsi"/>
-          <w:sz w:val="30"/>
-          <w:szCs w:val="30"/>
-        </w:rPr>
-        <w:t xml:space="preserve"> with </w:t>
-      </w:r>
-      <w:r>
-        <w:rPr>
-          <w:rFonts w:cstheme="minorHAnsi"/>
-          <w:sz w:val="30"/>
-          <w:szCs w:val="30"/>
-        </w:rPr>
-        <w:t>dementia</w:t>
+        <w:t xml:space="preserve">But </w:t>
+      </w:r>
+      <w:r>
+        <w:rPr>
+          <w:rFonts w:cstheme="minorHAnsi"/>
+          <w:sz w:val="30"/>
+          <w:szCs w:val="30"/>
+        </w:rPr>
+        <w:t>war broke out</w:t>
       </w:r>
       <w:r>
         <w:rPr>
@@ -1270,119 +1070,39 @@
           <w:sz w:val="30"/>
           <w:szCs w:val="30"/>
         </w:rPr>
-        <w:t xml:space="preserve">they </w:t>
-      </w:r>
-      <w:r>
-        <w:rPr>
-          <w:rFonts w:cstheme="minorHAnsi"/>
-          <w:sz w:val="30"/>
-          <w:szCs w:val="30"/>
-        </w:rPr>
-        <w:t>visit</w:t>
-      </w:r>
-      <w:r>
-        <w:rPr>
-          <w:rFonts w:cstheme="minorHAnsi"/>
-          <w:sz w:val="30"/>
-          <w:szCs w:val="30"/>
-        </w:rPr>
-        <w:t xml:space="preserve"> </w:t>
-      </w:r>
-      <w:r>
-        <w:rPr>
-          <w:rFonts w:cstheme="minorHAnsi"/>
-          <w:sz w:val="30"/>
-          <w:szCs w:val="30"/>
-        </w:rPr>
-        <w:t>her</w:t>
-      </w:r>
-      <w:r>
-        <w:rPr>
-          <w:rFonts w:cstheme="minorHAnsi"/>
-          <w:sz w:val="30"/>
-          <w:szCs w:val="30"/>
-        </w:rPr>
-        <w:t xml:space="preserve"> home country for the first time. There, she shares the last photo of her </w:t>
-      </w:r>
-      <w:r>
-        <w:rPr>
-          <w:rFonts w:cstheme="minorHAnsi"/>
-          <w:sz w:val="30"/>
-          <w:szCs w:val="30"/>
-        </w:rPr>
-        <w:t>and her sister</w:t>
-      </w:r>
-      <w:r>
-        <w:rPr>
-          <w:rFonts w:cstheme="minorHAnsi"/>
-          <w:sz w:val="30"/>
-          <w:szCs w:val="30"/>
-        </w:rPr>
-        <w:t xml:space="preserve"> Lorenza</w:t>
-      </w:r>
-      <w:r>
-        <w:rPr>
-          <w:rFonts w:cstheme="minorHAnsi"/>
-          <w:sz w:val="30"/>
-          <w:szCs w:val="30"/>
-        </w:rPr>
-        <w:t>, respectively</w:t>
-      </w:r>
-      <w:r>
-        <w:rPr>
-          <w:rFonts w:cstheme="minorHAnsi"/>
-          <w:sz w:val="30"/>
-          <w:szCs w:val="30"/>
-        </w:rPr>
-        <w:t xml:space="preserve"> holding a </w:t>
-      </w:r>
-      <w:r>
-        <w:rPr>
-          <w:rFonts w:cstheme="minorHAnsi"/>
-          <w:sz w:val="30"/>
-          <w:szCs w:val="30"/>
-        </w:rPr>
-        <w:t xml:space="preserve">guitar and </w:t>
-      </w:r>
-      <w:r>
-        <w:rPr>
-          <w:rFonts w:cstheme="minorHAnsi"/>
-          <w:sz w:val="30"/>
-          <w:szCs w:val="30"/>
-        </w:rPr>
-        <w:t xml:space="preserve">notebook. </w:t>
-      </w:r>
-      <w:r>
-        <w:rPr>
-          <w:rFonts w:cstheme="minorHAnsi"/>
-          <w:sz w:val="30"/>
-          <w:szCs w:val="30"/>
-        </w:rPr>
-        <w:t>She wishes to reconnect with her missing sister; that is if she is still alive</w:t>
-      </w:r>
-      <w:r>
-        <w:rPr>
-          <w:rFonts w:cstheme="minorHAnsi"/>
-          <w:sz w:val="30"/>
-          <w:szCs w:val="30"/>
-        </w:rPr>
-        <w:t xml:space="preserve"> (“Mama Wants, Mama Gets”)</w:t>
-      </w:r>
-      <w:r>
-        <w:rPr>
-          <w:rFonts w:cstheme="minorHAnsi"/>
-          <w:sz w:val="30"/>
-          <w:szCs w:val="30"/>
-        </w:rPr>
-        <w:t>.</w:t>
-      </w:r>
-      <w:r>
-        <w:rPr>
-          <w:rFonts w:cstheme="minorHAnsi"/>
-          <w:sz w:val="30"/>
-          <w:szCs w:val="30"/>
-        </w:rPr>
-        <w:t xml:space="preserve"> </w:t>
+        <w:t>sep</w:t>
+      </w:r>
+      <w:r>
+        <w:rPr>
+          <w:rFonts w:cstheme="minorHAnsi"/>
+          <w:sz w:val="30"/>
+          <w:szCs w:val="30"/>
+        </w:rPr>
+        <w:t>arat</w:t>
+      </w:r>
+      <w:r>
+        <w:rPr>
+          <w:rFonts w:cstheme="minorHAnsi"/>
+          <w:sz w:val="30"/>
+          <w:szCs w:val="30"/>
+        </w:rPr>
+        <w:t>ing</w:t>
+      </w:r>
+      <w:r>
+        <w:rPr>
+          <w:rFonts w:cstheme="minorHAnsi"/>
+          <w:sz w:val="30"/>
+          <w:szCs w:val="30"/>
+        </w:rPr>
+        <w:t xml:space="preserve"> them</w:t>
+      </w:r>
+      <w:r>
+        <w:rPr>
+          <w:rFonts w:cstheme="minorHAnsi"/>
+          <w:sz w:val="30"/>
+          <w:szCs w:val="30"/>
+        </w:rPr>
+        <w:t xml:space="preserve"> (“Nothing Lasts”).</w:t>
       </w:r>
     </w:p>
     <w:p>
@@ -1403,6 +1123,323 @@
           <w:sz w:val="30"/>
           <w:szCs w:val="30"/>
         </w:rPr>
+        <w:t xml:space="preserve">Today, </w:t>
+      </w:r>
+      <w:r>
+        <w:rPr>
+          <w:rFonts w:cstheme="minorHAnsi"/>
+          <w:sz w:val="30"/>
+          <w:szCs w:val="30"/>
+        </w:rPr>
+        <w:t>Dakota</w:t>
+      </w:r>
+      <w:r>
+        <w:rPr>
+          <w:rFonts w:cstheme="minorHAnsi"/>
+          <w:sz w:val="30"/>
+          <w:szCs w:val="30"/>
+        </w:rPr>
+        <w:t xml:space="preserve">, who goes by </w:t>
+      </w:r>
+      <w:r>
+        <w:rPr>
+          <w:rFonts w:cstheme="minorHAnsi"/>
+          <w:sz w:val="30"/>
+          <w:szCs w:val="30"/>
+        </w:rPr>
+        <w:t>“</w:t>
+      </w:r>
+      <w:r>
+        <w:rPr>
+          <w:rFonts w:cstheme="minorHAnsi"/>
+          <w:sz w:val="30"/>
+          <w:szCs w:val="30"/>
+        </w:rPr>
+        <w:t>Kota,</w:t>
+      </w:r>
+      <w:r>
+        <w:rPr>
+          <w:rFonts w:cstheme="minorHAnsi"/>
+          <w:sz w:val="30"/>
+          <w:szCs w:val="30"/>
+        </w:rPr>
+        <w:t>”</w:t>
+      </w:r>
+      <w:r>
+        <w:rPr>
+          <w:rFonts w:cstheme="minorHAnsi"/>
+          <w:sz w:val="30"/>
+          <w:szCs w:val="30"/>
+        </w:rPr>
+        <w:t xml:space="preserve"> is a</w:t>
+      </w:r>
+      <w:r>
+        <w:rPr>
+          <w:rFonts w:cstheme="minorHAnsi"/>
+          <w:sz w:val="30"/>
+          <w:szCs w:val="30"/>
+        </w:rPr>
+        <w:t xml:space="preserve"> </w:t>
+      </w:r>
+      <w:r>
+        <w:rPr>
+          <w:rFonts w:cstheme="minorHAnsi"/>
+          <w:sz w:val="30"/>
+          <w:szCs w:val="30"/>
+        </w:rPr>
+        <w:t xml:space="preserve">lonely </w:t>
+      </w:r>
+      <w:r>
+        <w:rPr>
+          <w:rFonts w:cstheme="minorHAnsi"/>
+          <w:sz w:val="30"/>
+          <w:szCs w:val="30"/>
+        </w:rPr>
+        <w:t>musician</w:t>
+      </w:r>
+      <w:r>
+        <w:rPr>
+          <w:rFonts w:cstheme="minorHAnsi"/>
+          <w:sz w:val="30"/>
+          <w:szCs w:val="30"/>
+        </w:rPr>
+        <w:t xml:space="preserve"> </w:t>
+      </w:r>
+      <w:r>
+        <w:rPr>
+          <w:rFonts w:cstheme="minorHAnsi"/>
+          <w:sz w:val="30"/>
+          <w:szCs w:val="30"/>
+        </w:rPr>
+        <w:t xml:space="preserve">barely making it </w:t>
+      </w:r>
+      <w:r>
+        <w:rPr>
+          <w:rFonts w:cstheme="minorHAnsi"/>
+          <w:sz w:val="30"/>
+          <w:szCs w:val="30"/>
+        </w:rPr>
+        <w:t>in the Midwest</w:t>
+      </w:r>
+      <w:r>
+        <w:rPr>
+          <w:rFonts w:cstheme="minorHAnsi"/>
+          <w:sz w:val="30"/>
+          <w:szCs w:val="30"/>
+        </w:rPr>
+        <w:t>.</w:t>
+      </w:r>
+      <w:r>
+        <w:rPr>
+          <w:rFonts w:cstheme="minorHAnsi"/>
+          <w:sz w:val="30"/>
+          <w:szCs w:val="30"/>
+        </w:rPr>
+        <w:t xml:space="preserve"> </w:t>
+      </w:r>
+      <w:r>
+        <w:rPr>
+          <w:rFonts w:cstheme="minorHAnsi"/>
+          <w:sz w:val="30"/>
+          <w:szCs w:val="30"/>
+        </w:rPr>
+        <w:t xml:space="preserve">Upon hearing their grandma Jessica </w:t>
+      </w:r>
+      <w:r>
+        <w:rPr>
+          <w:rFonts w:cstheme="minorHAnsi"/>
+          <w:sz w:val="30"/>
+          <w:szCs w:val="30"/>
+        </w:rPr>
+        <w:t>b</w:t>
+      </w:r>
+      <w:r>
+        <w:rPr>
+          <w:rFonts w:cstheme="minorHAnsi"/>
+          <w:sz w:val="30"/>
+          <w:szCs w:val="30"/>
+        </w:rPr>
+        <w:t>ecomin</w:t>
+      </w:r>
+      <w:r>
+        <w:rPr>
+          <w:rFonts w:cstheme="minorHAnsi"/>
+          <w:sz w:val="30"/>
+          <w:szCs w:val="30"/>
+        </w:rPr>
+        <w:t>g</w:t>
+      </w:r>
+      <w:r>
+        <w:rPr>
+          <w:rFonts w:cstheme="minorHAnsi"/>
+          <w:sz w:val="30"/>
+          <w:szCs w:val="30"/>
+        </w:rPr>
+        <w:t xml:space="preserve"> gravely ill</w:t>
+      </w:r>
+      <w:r>
+        <w:rPr>
+          <w:rFonts w:cstheme="minorHAnsi"/>
+          <w:sz w:val="30"/>
+          <w:szCs w:val="30"/>
+        </w:rPr>
+        <w:t xml:space="preserve"> with </w:t>
+      </w:r>
+      <w:r>
+        <w:rPr>
+          <w:rFonts w:cstheme="minorHAnsi"/>
+          <w:sz w:val="30"/>
+          <w:szCs w:val="30"/>
+        </w:rPr>
+        <w:t>dementia</w:t>
+      </w:r>
+      <w:r>
+        <w:rPr>
+          <w:rFonts w:cstheme="minorHAnsi"/>
+          <w:sz w:val="30"/>
+          <w:szCs w:val="30"/>
+        </w:rPr>
+        <w:t xml:space="preserve">, </w:t>
+      </w:r>
+      <w:r>
+        <w:rPr>
+          <w:rFonts w:cstheme="minorHAnsi"/>
+          <w:sz w:val="30"/>
+          <w:szCs w:val="30"/>
+        </w:rPr>
+        <w:t xml:space="preserve">they </w:t>
+      </w:r>
+      <w:r>
+        <w:rPr>
+          <w:rFonts w:cstheme="minorHAnsi"/>
+          <w:sz w:val="30"/>
+          <w:szCs w:val="30"/>
+        </w:rPr>
+        <w:t>visit</w:t>
+      </w:r>
+      <w:r>
+        <w:rPr>
+          <w:rFonts w:cstheme="minorHAnsi"/>
+          <w:sz w:val="30"/>
+          <w:szCs w:val="30"/>
+        </w:rPr>
+        <w:t xml:space="preserve"> </w:t>
+      </w:r>
+      <w:r>
+        <w:rPr>
+          <w:rFonts w:cstheme="minorHAnsi"/>
+          <w:sz w:val="30"/>
+          <w:szCs w:val="30"/>
+        </w:rPr>
+        <w:t>her</w:t>
+      </w:r>
+      <w:r>
+        <w:rPr>
+          <w:rFonts w:cstheme="minorHAnsi"/>
+          <w:sz w:val="30"/>
+          <w:szCs w:val="30"/>
+        </w:rPr>
+        <w:t xml:space="preserve"> home country for the first time. There, she shares the last photo of her </w:t>
+      </w:r>
+      <w:r>
+        <w:rPr>
+          <w:rFonts w:cstheme="minorHAnsi"/>
+          <w:sz w:val="30"/>
+          <w:szCs w:val="30"/>
+        </w:rPr>
+        <w:t>and her sister</w:t>
+      </w:r>
+      <w:r>
+        <w:rPr>
+          <w:rFonts w:cstheme="minorHAnsi"/>
+          <w:sz w:val="30"/>
+          <w:szCs w:val="30"/>
+        </w:rPr>
+        <w:t xml:space="preserve"> Lorenza</w:t>
+      </w:r>
+      <w:r>
+        <w:rPr>
+          <w:rFonts w:cstheme="minorHAnsi"/>
+          <w:sz w:val="30"/>
+          <w:szCs w:val="30"/>
+        </w:rPr>
+        <w:t>, respectively</w:t>
+      </w:r>
+      <w:r>
+        <w:rPr>
+          <w:rFonts w:cstheme="minorHAnsi"/>
+          <w:sz w:val="30"/>
+          <w:szCs w:val="30"/>
+        </w:rPr>
+        <w:t xml:space="preserve"> holding a </w:t>
+      </w:r>
+      <w:r>
+        <w:rPr>
+          <w:rFonts w:cstheme="minorHAnsi"/>
+          <w:sz w:val="30"/>
+          <w:szCs w:val="30"/>
+        </w:rPr>
+        <w:t xml:space="preserve">guitar and </w:t>
+      </w:r>
+      <w:r>
+        <w:rPr>
+          <w:rFonts w:cstheme="minorHAnsi"/>
+          <w:sz w:val="30"/>
+          <w:szCs w:val="30"/>
+        </w:rPr>
+        <w:t xml:space="preserve">notebook. </w:t>
+      </w:r>
+      <w:r>
+        <w:rPr>
+          <w:rFonts w:cstheme="minorHAnsi"/>
+          <w:sz w:val="30"/>
+          <w:szCs w:val="30"/>
+        </w:rPr>
+        <w:t>She wishes to reconnect with her missing sister; that is if she is still alive</w:t>
+      </w:r>
+      <w:r>
+        <w:rPr>
+          <w:rFonts w:cstheme="minorHAnsi"/>
+          <w:sz w:val="30"/>
+          <w:szCs w:val="30"/>
+        </w:rPr>
+        <w:t xml:space="preserve"> (“Mama Wants, Mama Gets”)</w:t>
+      </w:r>
+      <w:r>
+        <w:rPr>
+          <w:rFonts w:cstheme="minorHAnsi"/>
+          <w:sz w:val="30"/>
+          <w:szCs w:val="30"/>
+        </w:rPr>
+        <w:t>.</w:t>
+      </w:r>
+      <w:r>
+        <w:rPr>
+          <w:rFonts w:cstheme="minorHAnsi"/>
+          <w:sz w:val="30"/>
+          <w:szCs w:val="30"/>
+        </w:rPr>
+        <w:t xml:space="preserve"> </w:t>
+      </w:r>
+    </w:p>
+    <w:p>
+      <w:pPr>
+        <w:tabs>
+          <w:tab w:val="left" w:pos="5013"/>
+        </w:tabs>
+        <w:spacing w:line="240" w:lineRule="auto"/>
+        <w:rPr>
+          <w:rFonts w:cstheme="minorHAnsi"/>
+          <w:sz w:val="30"/>
+          <w:szCs w:val="30"/>
+        </w:rPr>
+      </w:pPr>
+      <w:r>
+        <w:rPr>
+          <w:rFonts w:cstheme="minorHAnsi"/>
+          <w:sz w:val="30"/>
+          <w:szCs w:val="30"/>
+        </w:rPr>
         <w:t>Kota</w:t>
       </w:r>
       <w:r>
@@ -1483,7 +1520,23 @@
           <w:sz w:val="30"/>
           <w:szCs w:val="30"/>
         </w:rPr>
-        <w:t xml:space="preserve"> these lyrics from their hometown.</w:t>
+        <w:t xml:space="preserve"> these lyrics from their hometown</w:t>
+      </w:r>
+      <w:r>
+        <w:rPr>
+          <w:rFonts w:cstheme="minorHAnsi"/>
+          <w:sz w:val="30"/>
+          <w:szCs w:val="30"/>
+        </w:rPr>
+        <w:t xml:space="preserve"> in a region called The Middle</w:t>
+      </w:r>
+      <w:r>
+        <w:rPr>
+          <w:rFonts w:cstheme="minorHAnsi"/>
+          <w:sz w:val="30"/>
+          <w:szCs w:val="30"/>
+        </w:rPr>
+        <w:t>.</w:t>
       </w:r>
       <w:r>
         <w:rPr>
@@ -1507,7 +1560,23 @@
           <w:sz w:val="30"/>
           <w:szCs w:val="30"/>
         </w:rPr>
-        <w:t xml:space="preserve"> pays the city a visit</w:t>
+        <w:t xml:space="preserve"> </w:t>
+      </w:r>
+      <w:r>
+        <w:rPr>
+          <w:rFonts w:cstheme="minorHAnsi"/>
+          <w:sz w:val="30"/>
+          <w:szCs w:val="30"/>
+        </w:rPr>
+        <w:t>pay</w:t>
+      </w:r>
+      <w:r>
+        <w:rPr>
+          <w:rFonts w:cstheme="minorHAnsi"/>
+          <w:sz w:val="30"/>
+          <w:szCs w:val="30"/>
+        </w:rPr>
+        <w:t xml:space="preserve"> the city a visit</w:t>
       </w:r>
       <w:r>
         <w:rPr>
@@ -2229,38 +2298,6 @@
           <w:szCs w:val="30"/>
         </w:rPr>
       </w:pPr>
-      <w:r>
-        <w:rPr>
-          <w:rFonts w:cstheme="minorHAnsi"/>
-          <w:sz w:val="30"/>
-          <w:szCs w:val="30"/>
-        </w:rPr>
-        <w:t>[</w:t>
-      </w:r>
-      <w:r>
-        <w:rPr>
-          <w:rFonts w:cstheme="minorHAnsi"/>
-          <w:sz w:val="30"/>
-          <w:szCs w:val="30"/>
-        </w:rPr>
-        <w:t>I don’t know where this goes or if Jessica and Lorenza reunite</w:t>
-      </w:r>
-      <w:r>
-        <w:rPr>
-          <w:rFonts w:cstheme="minorHAnsi"/>
-          <w:sz w:val="30"/>
-          <w:szCs w:val="30"/>
-        </w:rPr>
-        <w:t xml:space="preserve"> yet</w:t>
-      </w:r>
-      <w:r>
-        <w:rPr>
-          <w:rFonts w:cstheme="minorHAnsi"/>
-          <w:sz w:val="30"/>
-          <w:szCs w:val="30"/>
-        </w:rPr>
-        <w:t>…?</w:t>
-      </w:r>
     </w:p>
     <w:p>
       <w:pPr>
@@ -2280,23 +2317,15 @@
           <w:sz w:val="30"/>
           <w:szCs w:val="30"/>
         </w:rPr>
-        <w:t>It is possibl</w:t>
-      </w:r>
-      <w:r>
-        <w:rPr>
-          <w:rFonts w:cstheme="minorHAnsi"/>
-          <w:sz w:val="30"/>
-          <w:szCs w:val="30"/>
-        </w:rPr>
-        <w:t xml:space="preserve">e </w:t>
-      </w:r>
-      <w:r>
-        <w:rPr>
-          <w:rFonts w:cstheme="minorHAnsi"/>
-          <w:sz w:val="30"/>
-          <w:szCs w:val="30"/>
-        </w:rPr>
-        <w:t>that Lorenza became a musical nomad after the war and</w:t>
+        <w:t>[</w:t>
+      </w:r>
+      <w:r>
+        <w:rPr>
+          <w:rFonts w:cstheme="minorHAnsi"/>
+          <w:sz w:val="30"/>
+          <w:szCs w:val="30"/>
+        </w:rPr>
+        <w:t>Lorenza became a musical nomad after the war and</w:t>
       </w:r>
       <w:r>
         <w:rPr>
@@ -2360,6 +2389,7 @@
           <w:sz w:val="30"/>
           <w:szCs w:val="30"/>
         </w:rPr>
+        <w:lastRenderedPageBreak/>
         <w:t>during her class</w:t>
       </w:r>
       <w:r>
@@ -2400,6 +2430,14 @@
           <w:sz w:val="30"/>
           <w:szCs w:val="30"/>
         </w:rPr>
+        <w:t xml:space="preserve"> the Galilis to never mention her</w:t>
+      </w:r>
+      <w:r>
+        <w:rPr>
+          <w:rFonts w:cstheme="minorHAnsi"/>
+          <w:sz w:val="30"/>
+          <w:szCs w:val="30"/>
+        </w:rPr>
         <w:t xml:space="preserve"> </w:t>
       </w:r>
       <w:r>
@@ -2408,23 +2446,6 @@
           <w:sz w:val="30"/>
           <w:szCs w:val="30"/>
         </w:rPr>
-        <w:lastRenderedPageBreak/>
-        <w:t>the Galilis to never mention her</w:t>
-      </w:r>
-      <w:r>
-        <w:rPr>
-          <w:rFonts w:cstheme="minorHAnsi"/>
-          <w:sz w:val="30"/>
-          <w:szCs w:val="30"/>
-        </w:rPr>
-        <w:t xml:space="preserve"> </w:t>
-      </w:r>
-      <w:r>
-        <w:rPr>
-          <w:rFonts w:cstheme="minorHAnsi"/>
-          <w:sz w:val="30"/>
-          <w:szCs w:val="30"/>
-        </w:rPr>
         <w:t>and spread her peaceful songs, before disappearing once more.</w:t>
       </w:r>
       <w:r>
@@ -2449,6 +2470,14 @@
           <w:sz w:val="30"/>
           <w:szCs w:val="30"/>
         </w:rPr>
+        <w:t>s</w:t>
+      </w:r>
+      <w:r>
+        <w:rPr>
+          <w:rFonts w:cstheme="minorHAnsi"/>
+          <w:sz w:val="30"/>
+          <w:szCs w:val="30"/>
+        </w:rPr>
         <w:t>.</w:t>
       </w:r>
       <w:r>
@@ -2459,6 +2488,19 @@
         </w:rPr>
         <w:t>]</w:t>
       </w:r>
+    </w:p>
+    <w:p>
+      <w:pPr>
+        <w:tabs>
+          <w:tab w:val="left" w:pos="5013"/>
+        </w:tabs>
+        <w:spacing w:line="240" w:lineRule="auto"/>
+        <w:rPr>
+          <w:rFonts w:cstheme="minorHAnsi"/>
+          <w:sz w:val="30"/>
+          <w:szCs w:val="30"/>
+        </w:rPr>
+      </w:pPr>
     </w:p>
     <w:p>
       <w:pPr>
@@ -2481,6 +2523,46 @@
           <w:sz w:val="30"/>
           <w:szCs w:val="30"/>
         </w:rPr>
+        <w:t xml:space="preserve">The sisters never physically reunite. However, Jessica sees the </w:t>
+      </w:r>
+      <w:r>
+        <w:rPr>
+          <w:rFonts w:cstheme="minorHAnsi"/>
+          <w:sz w:val="30"/>
+          <w:szCs w:val="30"/>
+        </w:rPr>
+        <w:t>folks</w:t>
+      </w:r>
+      <w:r>
+        <w:rPr>
+          <w:rFonts w:cstheme="minorHAnsi"/>
+          <w:sz w:val="30"/>
+          <w:szCs w:val="30"/>
+        </w:rPr>
+        <w:t xml:space="preserve"> Lorenza has touched with her </w:t>
+      </w:r>
+      <w:r>
+        <w:rPr>
+          <w:rFonts w:cstheme="minorHAnsi"/>
+          <w:sz w:val="30"/>
+          <w:szCs w:val="30"/>
+        </w:rPr>
+        <w:t>poems and lyrics.</w:t>
+      </w:r>
+      <w:r>
+        <w:rPr>
+          <w:rFonts w:cstheme="minorHAnsi"/>
+          <w:sz w:val="30"/>
+          <w:szCs w:val="30"/>
+        </w:rPr>
+        <w:t xml:space="preserve"> </w:t>
+      </w:r>
+      <w:r>
+        <w:rPr>
+          <w:rFonts w:cstheme="minorHAnsi"/>
+          <w:sz w:val="30"/>
+          <w:szCs w:val="30"/>
+        </w:rPr>
         <w:t>Jessica passes away from dementia,</w:t>
       </w:r>
       <w:r>
@@ -2735,15 +2817,47 @@
           <w:sz w:val="30"/>
           <w:szCs w:val="30"/>
         </w:rPr>
-        <w:t xml:space="preserve">But when their grandma </w:t>
-      </w:r>
-      <w:r>
-        <w:rPr>
-          <w:rFonts w:cstheme="minorHAnsi"/>
-          <w:sz w:val="30"/>
-          <w:szCs w:val="30"/>
-        </w:rPr>
-        <w:t xml:space="preserve">becomes deathly ill, </w:t>
+        <w:t>But when their grandma</w:t>
+      </w:r>
+      <w:r>
+        <w:rPr>
+          <w:rFonts w:cstheme="minorHAnsi"/>
+          <w:sz w:val="30"/>
+          <w:szCs w:val="30"/>
+        </w:rPr>
+        <w:t xml:space="preserve">’s dementia </w:t>
+      </w:r>
+      <w:r>
+        <w:rPr>
+          <w:rFonts w:cstheme="minorHAnsi"/>
+          <w:sz w:val="30"/>
+          <w:szCs w:val="30"/>
+        </w:rPr>
+        <w:t>becomes</w:t>
+      </w:r>
+      <w:r>
+        <w:rPr>
+          <w:rFonts w:cstheme="minorHAnsi"/>
+          <w:sz w:val="30"/>
+          <w:szCs w:val="30"/>
+        </w:rPr>
+        <w:t xml:space="preserve"> </w:t>
+      </w:r>
+      <w:r>
+        <w:rPr>
+          <w:rFonts w:cstheme="minorHAnsi"/>
+          <w:sz w:val="30"/>
+          <w:szCs w:val="30"/>
+        </w:rPr>
+        <w:t>severe</w:t>
+      </w:r>
+      <w:r>
+        <w:rPr>
+          <w:rFonts w:cstheme="minorHAnsi"/>
+          <w:sz w:val="30"/>
+          <w:szCs w:val="30"/>
+        </w:rPr>
+        <w:t xml:space="preserve">, </w:t>
       </w:r>
       <w:r>
         <w:rPr>
@@ -2900,6 +3014,14 @@
           <w:szCs w:val="30"/>
         </w:rPr>
         <w:t xml:space="preserve">Her family runs a temple </w:t>
+      </w:r>
+      <w:r>
+        <w:rPr>
+          <w:rFonts w:cstheme="minorHAnsi"/>
+          <w:sz w:val="30"/>
+          <w:szCs w:val="30"/>
+        </w:rPr>
+        <w:t xml:space="preserve">in the </w:t>
       </w:r>
     </w:p>
     <w:p>

--- a/library/musicals/tempo/about/tempo-bible.docx
+++ b/library/musicals/tempo/about/tempo-bible.docx
@@ -718,7 +718,23 @@
           <w:sz w:val="32"/>
           <w:szCs w:val="32"/>
         </w:rPr>
-        <w:t xml:space="preserve"> Their search takes a turn when they meet a Middle Eastern poet, whose family sings their great aunt’s songs at their temple. </w:t>
+        <w:t xml:space="preserve"> </w:t>
+      </w:r>
+      <w:r>
+        <w:rPr>
+          <w:rFonts w:cstheme="minorHAnsi"/>
+          <w:sz w:val="32"/>
+          <w:szCs w:val="32"/>
+        </w:rPr>
+        <w:t>In a fictional region known as The Middle, t</w:t>
+      </w:r>
+      <w:r>
+        <w:rPr>
+          <w:rFonts w:cstheme="minorHAnsi"/>
+          <w:sz w:val="32"/>
+          <w:szCs w:val="32"/>
+        </w:rPr>
+        <w:t xml:space="preserve">heir search takes a turn when they meet a Middle Eastern poet, whose family sings their great aunt’s songs at their temple. </w:t>
       </w:r>
       <w:r>
         <w:rPr>
